--- a/P08-Agri/Prototype/P08_Code Review Checklist.docx
+++ b/P08-Agri/Prototype/P08_Code Review Checklist.docx
@@ -223,8 +223,25 @@
           <w:b/>
           <w:bCs/>
         </w:rPr>
-        <w:t>PHASE 1</w:t>
+        <w:t xml:space="preserve">PHASE </w:t>
       </w:r>
+      <w:r>
+        <w:rPr>
+          <w:b/>
+          <w:bCs/>
+        </w:rPr>
+        <w:t>1</w:t>
+      </w:r>
+    </w:p>
+    <w:p>
+      <w:pPr>
+        <w:spacing w:after="0"/>
+        <w:ind w:right="-598"/>
+        <w:rPr>
+          <w:b/>
+          <w:bCs/>
+        </w:rPr>
+      </w:pPr>
     </w:p>
     <w:p>
       <w:pPr>
@@ -2308,6 +2325,7 @@
         <w:rPr>
           <w:sz w:val="24"/>
         </w:rPr>
+        <w:lastRenderedPageBreak/>
         <w:t xml:space="preserve"> </w:t>
       </w:r>
       <w:bookmarkEnd w:id="0"/>
